--- a/lwarch.docx
+++ b/lwarch.docx
@@ -1,6 +1,6 @@
 
 <file path=word/document.xml><?xml version="1.0" encoding="utf-8"?>
-<w:document xmlns:wpc="http://schemas.microsoft.com/office/word/2010/wordprocessingCanvas" xmlns:cx="http://schemas.microsoft.com/office/drawing/2014/chartex" xmlns:cx1="http://schemas.microsoft.com/office/drawing/2015/9/8/chartex" xmlns:cx2="http://schemas.microsoft.com/office/drawing/2015/10/21/chartex" xmlns:cx3="http://schemas.microsoft.com/office/drawing/2016/5/9/chartex" xmlns:cx4="http://schemas.microsoft.com/office/drawing/2016/5/10/chartex" xmlns:cx5="http://schemas.microsoft.com/office/drawing/2016/5/11/chartex" xmlns:cx6="http://schemas.microsoft.com/office/drawing/2016/5/12/chartex" xmlns:cx7="http://schemas.microsoft.com/office/drawing/2016/5/13/chartex" xmlns:cx8="http://schemas.microsoft.com/office/drawing/2016/5/14/chartex" xmlns:mc="http://schemas.openxmlformats.org/markup-compatibility/2006" xmlns:aink="http://schemas.microsoft.com/office/drawing/2016/ink" xmlns:am3d="http://schemas.microsoft.com/office/drawing/2017/model3d" xmlns:o="urn:schemas-microsoft-com:office:office" xmlns:oel="http://schemas.microsoft.com/office/2019/extlst" xmlns:r="http://schemas.openxmlformats.org/officeDocument/2006/relationships" xmlns:m="http://schemas.openxmlformats.org/officeDocument/2006/math" xmlns:v="urn:schemas-microsoft-com:vml" xmlns:wp14="http://schemas.microsoft.com/office/word/2010/wordprocessingDrawing" xmlns:wp="http://schemas.openxmlformats.org/drawingml/2006/wordprocessingDrawing" xmlns:w10="urn:schemas-microsoft-com:office:word" xmlns:w="http://schemas.openxmlformats.org/wordprocessingml/2006/main" xmlns:w14="http://schemas.microsoft.com/office/word/2010/wordml" xmlns:w15="http://schemas.microsoft.com/office/word/2012/wordml" xmlns:w16cex="http://schemas.microsoft.com/office/word/2018/wordml/cex" xmlns:w16cid="http://schemas.microsoft.com/office/word/2016/wordml/cid" xmlns:w16="http://schemas.microsoft.com/office/word/2018/wordml" xmlns:w16sdtdh="http://schemas.microsoft.com/office/word/2020/wordml/sdtdatahash" xmlns:w16se="http://schemas.microsoft.com/office/word/2015/wordml/symex" xmlns:wpg="http://schemas.microsoft.com/office/word/2010/wordprocessingGroup" xmlns:wpi="http://schemas.microsoft.com/office/word/2010/wordprocessingInk" xmlns:wne="http://schemas.microsoft.com/office/word/2006/wordml" xmlns:wps="http://schemas.microsoft.com/office/word/2010/wordprocessingShape" mc:Ignorable="w14 w15 w16se w16cid w16 w16cex w16sdtdh wp14">
+<w:document xmlns:wpc="http://schemas.microsoft.com/office/word/2010/wordprocessingCanvas" xmlns:cx="http://schemas.microsoft.com/office/drawing/2014/chartex" xmlns:cx1="http://schemas.microsoft.com/office/drawing/2015/9/8/chartex" xmlns:cx2="http://schemas.microsoft.com/office/drawing/2015/10/21/chartex" xmlns:cx3="http://schemas.microsoft.com/office/drawing/2016/5/9/chartex" xmlns:cx4="http://schemas.microsoft.com/office/drawing/2016/5/10/chartex" xmlns:cx5="http://schemas.microsoft.com/office/drawing/2016/5/11/chartex" xmlns:cx6="http://schemas.microsoft.com/office/drawing/2016/5/12/chartex" xmlns:cx7="http://schemas.microsoft.com/office/drawing/2016/5/13/chartex" xmlns:cx8="http://schemas.microsoft.com/office/drawing/2016/5/14/chartex" xmlns:mc="http://schemas.openxmlformats.org/markup-compatibility/2006" xmlns:aink="http://schemas.microsoft.com/office/drawing/2016/ink" xmlns:am3d="http://schemas.microsoft.com/office/drawing/2017/model3d" xmlns:o="urn:schemas-microsoft-com:office:office" xmlns:oel="http://schemas.microsoft.com/office/2019/extlst" xmlns:r="http://schemas.openxmlformats.org/officeDocument/2006/relationships" xmlns:m="http://schemas.openxmlformats.org/officeDocument/2006/math" xmlns:v="urn:schemas-microsoft-com:vml" xmlns:wp14="http://schemas.microsoft.com/office/word/2010/wordprocessingDrawing" xmlns:wp="http://schemas.openxmlformats.org/drawingml/2006/wordprocessingDrawing" xmlns:w10="urn:schemas-microsoft-com:office:word" xmlns:w="http://schemas.openxmlformats.org/wordprocessingml/2006/main" xmlns:w14="http://schemas.microsoft.com/office/word/2010/wordml" xmlns:w15="http://schemas.microsoft.com/office/word/2012/wordml" xmlns:w16cex="http://schemas.microsoft.com/office/word/2018/wordml/cex" xmlns:w16cid="http://schemas.microsoft.com/office/word/2016/wordml/cid" xmlns:w16="http://schemas.microsoft.com/office/word/2018/wordml" xmlns:w16du="http://schemas.microsoft.com/office/word/2023/wordml/word16du" xmlns:w16sdtdh="http://schemas.microsoft.com/office/word/2020/wordml/sdtdatahash" xmlns:w16se="http://schemas.microsoft.com/office/word/2015/wordml/symex" xmlns:wpg="http://schemas.microsoft.com/office/word/2010/wordprocessingGroup" xmlns:wpi="http://schemas.microsoft.com/office/word/2010/wordprocessingInk" xmlns:wne="http://schemas.microsoft.com/office/word/2006/wordml" xmlns:wps="http://schemas.microsoft.com/office/word/2010/wordprocessingShape" mc:Ignorable="w14 w15 w16se w16cid w16 w16cex w16sdtdh w16du wp14">
   <w:body>
     <w:p>
       <w:pPr>
@@ -584,11 +584,9 @@
       <w:pPr>
         <w:pStyle w:val="ListParagraph"/>
       </w:pPr>
-      <w:proofErr w:type="spellStart"/>
       <w:r>
         <w:t>sequenceDiagram</w:t>
       </w:r>
-      <w:proofErr w:type="spellEnd"/>
     </w:p>
     <w:p>
       <w:pPr>
@@ -791,13 +789,7 @@
         <w:pStyle w:val="ListParagraph"/>
       </w:pPr>
       <w:r>
-        <w:t xml:space="preserve">    </w:t>
-      </w:r>
-      <w:r>
-        <w:t>E</w:t>
-      </w:r>
-      <w:r>
-        <w:t>nd</w:t>
+        <w:t xml:space="preserve">    End</w:t>
       </w:r>
     </w:p>
     <w:p>
@@ -944,15 +936,7 @@
         </w:numPr>
       </w:pPr>
       <w:r>
-        <w:t xml:space="preserve">On-chain storage enables </w:t>
-      </w:r>
-      <w:proofErr w:type="spellStart"/>
-      <w:r>
-        <w:t>trustless</w:t>
-      </w:r>
-      <w:proofErr w:type="spellEnd"/>
-      <w:r>
-        <w:t xml:space="preserve"> interactions among personas, as all parties can independently verify data without intermediaries.</w:t>
+        <w:t>On-chain storage enables trustless interactions among personas, as all parties can independently verify data without intermediaries.</w:t>
       </w:r>
     </w:p>
     <w:p>
@@ -1289,6 +1273,306 @@
       </w:pPr>
       <w:r>
         <w:t>Upon Custodian approval, the Network Operator initiates a minting protocol, writing the final loan record to an immutable part of the blockchain.</w:t>
+      </w:r>
+    </w:p>
+    <w:p>
+      <w:pPr>
+        <w:pStyle w:val="ListParagraph"/>
+      </w:pPr>
+    </w:p>
+    <w:p>
+      <w:pPr>
+        <w:pStyle w:val="ListParagraph"/>
+      </w:pPr>
+    </w:p>
+    <w:p>
+      <w:pPr>
+        <w:pStyle w:val="ListParagraph"/>
+      </w:pPr>
+      <w:r>
+        <w:t xml:space="preserve">The </w:t>
+      </w:r>
+      <w:r>
+        <w:rPr>
+          <w:b/>
+          <w:bCs/>
+        </w:rPr>
+        <w:t>Smart Contract</w:t>
+      </w:r>
+      <w:r>
+        <w:t xml:space="preserve"> for the Loan Warehouse proof of concept (POC) is designed to manage the complete lifecycle of loan templates and loans using blockchain technology. This contract acts as the core component that orchestrates the creation, submission, review, and approval processes, ensuring all operations are transparent, immutable, and secure through on-chain storage.</w:t>
+      </w:r>
+    </w:p>
+    <w:p>
+      <w:pPr>
+        <w:pStyle w:val="ListParagraph"/>
+        <w:rPr>
+          <w:b/>
+          <w:bCs/>
+        </w:rPr>
+      </w:pPr>
+      <w:r>
+        <w:rPr>
+          <w:b/>
+          <w:bCs/>
+        </w:rPr>
+        <w:t>Smart Contract Overview:</w:t>
+      </w:r>
+    </w:p>
+    <w:p>
+      <w:pPr>
+        <w:pStyle w:val="ListParagraph"/>
+        <w:numPr>
+          <w:ilvl w:val="0"/>
+          <w:numId w:val="11"/>
+        </w:numPr>
+      </w:pPr>
+      <w:r>
+        <w:t xml:space="preserve">The smart contract facilitates </w:t>
+      </w:r>
+      <w:r>
+        <w:rPr>
+          <w:b/>
+          <w:bCs/>
+        </w:rPr>
+        <w:t>write operations</w:t>
+      </w:r>
+      <w:r>
+        <w:t xml:space="preserve"> through execute functions and </w:t>
+      </w:r>
+      <w:r>
+        <w:rPr>
+          <w:b/>
+          <w:bCs/>
+        </w:rPr>
+        <w:t>read operations</w:t>
+      </w:r>
+      <w:r>
+        <w:t xml:space="preserve"> through query functions.</w:t>
+      </w:r>
+    </w:p>
+    <w:p>
+      <w:pPr>
+        <w:pStyle w:val="ListParagraph"/>
+        <w:numPr>
+          <w:ilvl w:val="0"/>
+          <w:numId w:val="11"/>
+        </w:numPr>
+      </w:pPr>
+      <w:r>
+        <w:rPr>
+          <w:b/>
+          <w:bCs/>
+        </w:rPr>
+        <w:t>Execute operations</w:t>
+      </w:r>
+      <w:r>
+        <w:t xml:space="preserve"> are used to initiate and manage actions that change the state on-chain, while </w:t>
+      </w:r>
+      <w:r>
+        <w:rPr>
+          <w:b/>
+          <w:bCs/>
+        </w:rPr>
+        <w:t>query operations</w:t>
+      </w:r>
+      <w:r>
+        <w:t xml:space="preserve"> allow for data retrieval without modifying the blockchain.</w:t>
+      </w:r>
+    </w:p>
+    <w:p>
+      <w:pPr>
+        <w:pStyle w:val="ListParagraph"/>
+        <w:rPr>
+          <w:b/>
+          <w:bCs/>
+        </w:rPr>
+      </w:pPr>
+      <w:r>
+        <w:rPr>
+          <w:b/>
+          <w:bCs/>
+        </w:rPr>
+        <w:t>List of execute APIs:</w:t>
+      </w:r>
+    </w:p>
+    <w:p>
+      <w:pPr>
+        <w:pStyle w:val="ListParagraph"/>
+        <w:numPr>
+          <w:ilvl w:val="0"/>
+          <w:numId w:val="12"/>
+        </w:numPr>
+      </w:pPr>
+      <w:r>
+        <w:rPr>
+          <w:b/>
+          <w:bCs/>
+        </w:rPr>
+        <w:t>createTemplate</w:t>
+      </w:r>
+      <w:r>
+        <w:t>: Allows the Network Operator to create a loan template with specific attributes, including field names, types, and requirements.</w:t>
+      </w:r>
+    </w:p>
+    <w:p>
+      <w:pPr>
+        <w:pStyle w:val="ListParagraph"/>
+        <w:numPr>
+          <w:ilvl w:val="0"/>
+          <w:numId w:val="12"/>
+        </w:numPr>
+      </w:pPr>
+      <w:r>
+        <w:rPr>
+          <w:b/>
+          <w:bCs/>
+        </w:rPr>
+        <w:t>submitTemplate</w:t>
+      </w:r>
+      <w:r>
+        <w:t>: Enables the submission of a created template for review by the Aggregator and Custodian.</w:t>
+      </w:r>
+    </w:p>
+    <w:p>
+      <w:pPr>
+        <w:pStyle w:val="ListParagraph"/>
+        <w:numPr>
+          <w:ilvl w:val="0"/>
+          <w:numId w:val="12"/>
+        </w:numPr>
+      </w:pPr>
+      <w:r>
+        <w:rPr>
+          <w:b/>
+          <w:bCs/>
+        </w:rPr>
+        <w:t>reviewTemplate</w:t>
+      </w:r>
+      <w:r>
+        <w:t>: Used by the Aggregator and Custodian to review and either approve or reject a submitted template.</w:t>
+      </w:r>
+    </w:p>
+    <w:p>
+      <w:pPr>
+        <w:pStyle w:val="ListParagraph"/>
+        <w:numPr>
+          <w:ilvl w:val="0"/>
+          <w:numId w:val="12"/>
+        </w:numPr>
+      </w:pPr>
+      <w:r>
+        <w:rPr>
+          <w:b/>
+          <w:bCs/>
+        </w:rPr>
+        <w:t>createLoan</w:t>
+      </w:r>
+      <w:r>
+        <w:t>: Allows the Aggregator to create a loan instance based on an approved template.</w:t>
+      </w:r>
+    </w:p>
+    <w:p>
+      <w:pPr>
+        <w:pStyle w:val="ListParagraph"/>
+        <w:numPr>
+          <w:ilvl w:val="0"/>
+          <w:numId w:val="12"/>
+        </w:numPr>
+      </w:pPr>
+      <w:r>
+        <w:rPr>
+          <w:b/>
+          <w:bCs/>
+        </w:rPr>
+        <w:t>submitLoan</w:t>
+      </w:r>
+      <w:r>
+        <w:t>: Facilitates the submission of a loan to the Custodian for review.</w:t>
+      </w:r>
+    </w:p>
+    <w:p>
+      <w:pPr>
+        <w:pStyle w:val="ListParagraph"/>
+        <w:numPr>
+          <w:ilvl w:val="0"/>
+          <w:numId w:val="12"/>
+        </w:numPr>
+      </w:pPr>
+      <w:r>
+        <w:rPr>
+          <w:b/>
+          <w:bCs/>
+        </w:rPr>
+        <w:t>reviewLoan</w:t>
+      </w:r>
+      <w:r>
+        <w:t>: Enables the Custodian to review the submitted loan and either approve it or return it for correction.</w:t>
+      </w:r>
+    </w:p>
+    <w:p>
+      <w:pPr>
+        <w:pStyle w:val="ListParagraph"/>
+        <w:numPr>
+          <w:ilvl w:val="0"/>
+          <w:numId w:val="12"/>
+        </w:numPr>
+      </w:pPr>
+      <w:r>
+        <w:rPr>
+          <w:b/>
+          <w:bCs/>
+        </w:rPr>
+        <w:t>mintnft</w:t>
+      </w:r>
+      <w:r>
+        <w:t>: Triggers the minting of an NFT upon loan approval, representing the unique loan data with details such as loanId, Owner, and loan metadata.</w:t>
+      </w:r>
+    </w:p>
+    <w:p>
+      <w:pPr>
+        <w:pStyle w:val="ListParagraph"/>
+        <w:rPr>
+          <w:b/>
+          <w:bCs/>
+        </w:rPr>
+      </w:pPr>
+      <w:r>
+        <w:rPr>
+          <w:b/>
+          <w:bCs/>
+        </w:rPr>
+        <w:t>List of query APIs:</w:t>
+      </w:r>
+    </w:p>
+    <w:p>
+      <w:pPr>
+        <w:pStyle w:val="ListParagraph"/>
+        <w:numPr>
+          <w:ilvl w:val="0"/>
+          <w:numId w:val="13"/>
+        </w:numPr>
+      </w:pPr>
+      <w:r>
+        <w:t xml:space="preserve">The </w:t>
+      </w:r>
+      <w:r>
+        <w:rPr>
+          <w:b/>
+          <w:bCs/>
+        </w:rPr>
+        <w:t>query</w:t>
+      </w:r>
+      <w:r>
+        <w:t xml:space="preserve"> functions provide read access to the data stored on-chain. These include fetching template details, reviewing loan statuses, and retrieving loan attributes and their associated metadata. These operations ensure that participants in the system can view relevant information without altering the blockchain state.</w:t>
+      </w:r>
+    </w:p>
+    <w:p>
+      <w:pPr>
+        <w:pStyle w:val="ListParagraph"/>
+      </w:pPr>
+      <w:r>
+        <w:t>This smart contract setup supports end-to-end management of loan templates and loans while leveraging blockchain's transparency and immutability for reliable loan processing and verification.</w:t>
       </w:r>
     </w:p>
     <w:p>
@@ -1307,7 +1591,7 @@
 </file>
 
 <file path=word/numbering.xml><?xml version="1.0" encoding="utf-8"?>
-<w:numbering xmlns:wpc="http://schemas.microsoft.com/office/word/2010/wordprocessingCanvas" xmlns:cx="http://schemas.microsoft.com/office/drawing/2014/chartex" xmlns:cx1="http://schemas.microsoft.com/office/drawing/2015/9/8/chartex" xmlns:cx2="http://schemas.microsoft.com/office/drawing/2015/10/21/chartex" xmlns:cx3="http://schemas.microsoft.com/office/drawing/2016/5/9/chartex" xmlns:cx4="http://schemas.microsoft.com/office/drawing/2016/5/10/chartex" xmlns:cx5="http://schemas.microsoft.com/office/drawing/2016/5/11/chartex" xmlns:cx6="http://schemas.microsoft.com/office/drawing/2016/5/12/chartex" xmlns:cx7="http://schemas.microsoft.com/office/drawing/2016/5/13/chartex" xmlns:cx8="http://schemas.microsoft.com/office/drawing/2016/5/14/chartex" xmlns:mc="http://schemas.openxmlformats.org/markup-compatibility/2006" xmlns:aink="http://schemas.microsoft.com/office/drawing/2016/ink" xmlns:am3d="http://schemas.microsoft.com/office/drawing/2017/model3d" xmlns:o="urn:schemas-microsoft-com:office:office" xmlns:oel="http://schemas.microsoft.com/office/2019/extlst" xmlns:r="http://schemas.openxmlformats.org/officeDocument/2006/relationships" xmlns:m="http://schemas.openxmlformats.org/officeDocument/2006/math" xmlns:v="urn:schemas-microsoft-com:vml" xmlns:wp14="http://schemas.microsoft.com/office/word/2010/wordprocessingDrawing" xmlns:wp="http://schemas.openxmlformats.org/drawingml/2006/wordprocessingDrawing" xmlns:w10="urn:schemas-microsoft-com:office:word" xmlns:w="http://schemas.openxmlformats.org/wordprocessingml/2006/main" xmlns:w14="http://schemas.microsoft.com/office/word/2010/wordml" xmlns:w15="http://schemas.microsoft.com/office/word/2012/wordml" xmlns:w16cex="http://schemas.microsoft.com/office/word/2018/wordml/cex" xmlns:w16cid="http://schemas.microsoft.com/office/word/2016/wordml/cid" xmlns:w16="http://schemas.microsoft.com/office/word/2018/wordml" xmlns:w16sdtdh="http://schemas.microsoft.com/office/word/2020/wordml/sdtdatahash" xmlns:w16se="http://schemas.microsoft.com/office/word/2015/wordml/symex" xmlns:wpg="http://schemas.microsoft.com/office/word/2010/wordprocessingGroup" xmlns:wpi="http://schemas.microsoft.com/office/word/2010/wordprocessingInk" xmlns:wne="http://schemas.microsoft.com/office/word/2006/wordml" xmlns:wps="http://schemas.microsoft.com/office/word/2010/wordprocessingShape" mc:Ignorable="w14 w15 w16se w16cid w16 w16cex w16sdtdh wp14">
+<w:numbering xmlns:wpc="http://schemas.microsoft.com/office/word/2010/wordprocessingCanvas" xmlns:cx="http://schemas.microsoft.com/office/drawing/2014/chartex" xmlns:cx1="http://schemas.microsoft.com/office/drawing/2015/9/8/chartex" xmlns:cx2="http://schemas.microsoft.com/office/drawing/2015/10/21/chartex" xmlns:cx3="http://schemas.microsoft.com/office/drawing/2016/5/9/chartex" xmlns:cx4="http://schemas.microsoft.com/office/drawing/2016/5/10/chartex" xmlns:cx5="http://schemas.microsoft.com/office/drawing/2016/5/11/chartex" xmlns:cx6="http://schemas.microsoft.com/office/drawing/2016/5/12/chartex" xmlns:cx7="http://schemas.microsoft.com/office/drawing/2016/5/13/chartex" xmlns:cx8="http://schemas.microsoft.com/office/drawing/2016/5/14/chartex" xmlns:mc="http://schemas.openxmlformats.org/markup-compatibility/2006" xmlns:aink="http://schemas.microsoft.com/office/drawing/2016/ink" xmlns:am3d="http://schemas.microsoft.com/office/drawing/2017/model3d" xmlns:o="urn:schemas-microsoft-com:office:office" xmlns:oel="http://schemas.microsoft.com/office/2019/extlst" xmlns:r="http://schemas.openxmlformats.org/officeDocument/2006/relationships" xmlns:m="http://schemas.openxmlformats.org/officeDocument/2006/math" xmlns:v="urn:schemas-microsoft-com:vml" xmlns:wp14="http://schemas.microsoft.com/office/word/2010/wordprocessingDrawing" xmlns:wp="http://schemas.openxmlformats.org/drawingml/2006/wordprocessingDrawing" xmlns:w10="urn:schemas-microsoft-com:office:word" xmlns:w="http://schemas.openxmlformats.org/wordprocessingml/2006/main" xmlns:w14="http://schemas.microsoft.com/office/word/2010/wordml" xmlns:w15="http://schemas.microsoft.com/office/word/2012/wordml" xmlns:w16cex="http://schemas.microsoft.com/office/word/2018/wordml/cex" xmlns:w16cid="http://schemas.microsoft.com/office/word/2016/wordml/cid" xmlns:w16="http://schemas.microsoft.com/office/word/2018/wordml" xmlns:w16du="http://schemas.microsoft.com/office/word/2023/wordml/word16du" xmlns:w16sdtdh="http://schemas.microsoft.com/office/word/2020/wordml/sdtdatahash" xmlns:w16se="http://schemas.microsoft.com/office/word/2015/wordml/symex" xmlns:wpg="http://schemas.microsoft.com/office/word/2010/wordprocessingGroup" xmlns:wpi="http://schemas.microsoft.com/office/word/2010/wordprocessingInk" xmlns:wne="http://schemas.microsoft.com/office/word/2006/wordml" xmlns:wps="http://schemas.microsoft.com/office/word/2010/wordprocessingShape" mc:Ignorable="w14 w15 w16se w16cid w16 w16cex w16sdtdh w16du wp14">
   <w:abstractNum w:abstractNumId="0" w15:restartNumberingAfterBreak="0">
     <w:nsid w:val="0540053A"/>
     <w:multiLevelType w:val="multilevel"/>
@@ -1607,6 +1891,304 @@
     </w:lvl>
   </w:abstractNum>
   <w:abstractNum w:abstractNumId="2" w15:restartNumberingAfterBreak="0">
+    <w:nsid w:val="135F59BD"/>
+    <w:multiLevelType w:val="multilevel"/>
+    <w:tmpl w:val="FF32CA42"/>
+    <w:lvl w:ilvl="0">
+      <w:start w:val="1"/>
+      <w:numFmt w:val="bullet"/>
+      <w:lvlText w:val=""/>
+      <w:lvlJc w:val="left"/>
+      <w:pPr>
+        <w:tabs>
+          <w:tab w:val="num" w:pos="720"/>
+        </w:tabs>
+        <w:ind w:left="720" w:hanging="360"/>
+      </w:pPr>
+      <w:rPr>
+        <w:rFonts w:ascii="Symbol" w:hAnsi="Symbol" w:hint="default"/>
+        <w:sz w:val="20"/>
+      </w:rPr>
+    </w:lvl>
+    <w:lvl w:ilvl="1" w:tentative="1">
+      <w:start w:val="1"/>
+      <w:numFmt w:val="bullet"/>
+      <w:lvlText w:val="o"/>
+      <w:lvlJc w:val="left"/>
+      <w:pPr>
+        <w:tabs>
+          <w:tab w:val="num" w:pos="1440"/>
+        </w:tabs>
+        <w:ind w:left="1440" w:hanging="360"/>
+      </w:pPr>
+      <w:rPr>
+        <w:rFonts w:ascii="Courier New" w:hAnsi="Courier New" w:hint="default"/>
+        <w:sz w:val="20"/>
+      </w:rPr>
+    </w:lvl>
+    <w:lvl w:ilvl="2" w:tentative="1">
+      <w:start w:val="1"/>
+      <w:numFmt w:val="bullet"/>
+      <w:lvlText w:val=""/>
+      <w:lvlJc w:val="left"/>
+      <w:pPr>
+        <w:tabs>
+          <w:tab w:val="num" w:pos="2160"/>
+        </w:tabs>
+        <w:ind w:left="2160" w:hanging="360"/>
+      </w:pPr>
+      <w:rPr>
+        <w:rFonts w:ascii="Wingdings" w:hAnsi="Wingdings" w:hint="default"/>
+        <w:sz w:val="20"/>
+      </w:rPr>
+    </w:lvl>
+    <w:lvl w:ilvl="3" w:tentative="1">
+      <w:start w:val="1"/>
+      <w:numFmt w:val="bullet"/>
+      <w:lvlText w:val=""/>
+      <w:lvlJc w:val="left"/>
+      <w:pPr>
+        <w:tabs>
+          <w:tab w:val="num" w:pos="2880"/>
+        </w:tabs>
+        <w:ind w:left="2880" w:hanging="360"/>
+      </w:pPr>
+      <w:rPr>
+        <w:rFonts w:ascii="Wingdings" w:hAnsi="Wingdings" w:hint="default"/>
+        <w:sz w:val="20"/>
+      </w:rPr>
+    </w:lvl>
+    <w:lvl w:ilvl="4" w:tentative="1">
+      <w:start w:val="1"/>
+      <w:numFmt w:val="bullet"/>
+      <w:lvlText w:val=""/>
+      <w:lvlJc w:val="left"/>
+      <w:pPr>
+        <w:tabs>
+          <w:tab w:val="num" w:pos="3600"/>
+        </w:tabs>
+        <w:ind w:left="3600" w:hanging="360"/>
+      </w:pPr>
+      <w:rPr>
+        <w:rFonts w:ascii="Wingdings" w:hAnsi="Wingdings" w:hint="default"/>
+        <w:sz w:val="20"/>
+      </w:rPr>
+    </w:lvl>
+    <w:lvl w:ilvl="5" w:tentative="1">
+      <w:start w:val="1"/>
+      <w:numFmt w:val="bullet"/>
+      <w:lvlText w:val=""/>
+      <w:lvlJc w:val="left"/>
+      <w:pPr>
+        <w:tabs>
+          <w:tab w:val="num" w:pos="4320"/>
+        </w:tabs>
+        <w:ind w:left="4320" w:hanging="360"/>
+      </w:pPr>
+      <w:rPr>
+        <w:rFonts w:ascii="Wingdings" w:hAnsi="Wingdings" w:hint="default"/>
+        <w:sz w:val="20"/>
+      </w:rPr>
+    </w:lvl>
+    <w:lvl w:ilvl="6" w:tentative="1">
+      <w:start w:val="1"/>
+      <w:numFmt w:val="bullet"/>
+      <w:lvlText w:val=""/>
+      <w:lvlJc w:val="left"/>
+      <w:pPr>
+        <w:tabs>
+          <w:tab w:val="num" w:pos="5040"/>
+        </w:tabs>
+        <w:ind w:left="5040" w:hanging="360"/>
+      </w:pPr>
+      <w:rPr>
+        <w:rFonts w:ascii="Wingdings" w:hAnsi="Wingdings" w:hint="default"/>
+        <w:sz w:val="20"/>
+      </w:rPr>
+    </w:lvl>
+    <w:lvl w:ilvl="7" w:tentative="1">
+      <w:start w:val="1"/>
+      <w:numFmt w:val="bullet"/>
+      <w:lvlText w:val=""/>
+      <w:lvlJc w:val="left"/>
+      <w:pPr>
+        <w:tabs>
+          <w:tab w:val="num" w:pos="5760"/>
+        </w:tabs>
+        <w:ind w:left="5760" w:hanging="360"/>
+      </w:pPr>
+      <w:rPr>
+        <w:rFonts w:ascii="Wingdings" w:hAnsi="Wingdings" w:hint="default"/>
+        <w:sz w:val="20"/>
+      </w:rPr>
+    </w:lvl>
+    <w:lvl w:ilvl="8" w:tentative="1">
+      <w:start w:val="1"/>
+      <w:numFmt w:val="bullet"/>
+      <w:lvlText w:val=""/>
+      <w:lvlJc w:val="left"/>
+      <w:pPr>
+        <w:tabs>
+          <w:tab w:val="num" w:pos="6480"/>
+        </w:tabs>
+        <w:ind w:left="6480" w:hanging="360"/>
+      </w:pPr>
+      <w:rPr>
+        <w:rFonts w:ascii="Wingdings" w:hAnsi="Wingdings" w:hint="default"/>
+        <w:sz w:val="20"/>
+      </w:rPr>
+    </w:lvl>
+  </w:abstractNum>
+  <w:abstractNum w:abstractNumId="3" w15:restartNumberingAfterBreak="0">
+    <w:nsid w:val="1B1246F9"/>
+    <w:multiLevelType w:val="multilevel"/>
+    <w:tmpl w:val="FAD8C274"/>
+    <w:lvl w:ilvl="0">
+      <w:start w:val="1"/>
+      <w:numFmt w:val="bullet"/>
+      <w:lvlText w:val=""/>
+      <w:lvlJc w:val="left"/>
+      <w:pPr>
+        <w:tabs>
+          <w:tab w:val="num" w:pos="720"/>
+        </w:tabs>
+        <w:ind w:left="720" w:hanging="360"/>
+      </w:pPr>
+      <w:rPr>
+        <w:rFonts w:ascii="Symbol" w:hAnsi="Symbol" w:hint="default"/>
+        <w:sz w:val="20"/>
+      </w:rPr>
+    </w:lvl>
+    <w:lvl w:ilvl="1" w:tentative="1">
+      <w:start w:val="1"/>
+      <w:numFmt w:val="bullet"/>
+      <w:lvlText w:val="o"/>
+      <w:lvlJc w:val="left"/>
+      <w:pPr>
+        <w:tabs>
+          <w:tab w:val="num" w:pos="1440"/>
+        </w:tabs>
+        <w:ind w:left="1440" w:hanging="360"/>
+      </w:pPr>
+      <w:rPr>
+        <w:rFonts w:ascii="Courier New" w:hAnsi="Courier New" w:hint="default"/>
+        <w:sz w:val="20"/>
+      </w:rPr>
+    </w:lvl>
+    <w:lvl w:ilvl="2" w:tentative="1">
+      <w:start w:val="1"/>
+      <w:numFmt w:val="bullet"/>
+      <w:lvlText w:val=""/>
+      <w:lvlJc w:val="left"/>
+      <w:pPr>
+        <w:tabs>
+          <w:tab w:val="num" w:pos="2160"/>
+        </w:tabs>
+        <w:ind w:left="2160" w:hanging="360"/>
+      </w:pPr>
+      <w:rPr>
+        <w:rFonts w:ascii="Wingdings" w:hAnsi="Wingdings" w:hint="default"/>
+        <w:sz w:val="20"/>
+      </w:rPr>
+    </w:lvl>
+    <w:lvl w:ilvl="3" w:tentative="1">
+      <w:start w:val="1"/>
+      <w:numFmt w:val="bullet"/>
+      <w:lvlText w:val=""/>
+      <w:lvlJc w:val="left"/>
+      <w:pPr>
+        <w:tabs>
+          <w:tab w:val="num" w:pos="2880"/>
+        </w:tabs>
+        <w:ind w:left="2880" w:hanging="360"/>
+      </w:pPr>
+      <w:rPr>
+        <w:rFonts w:ascii="Wingdings" w:hAnsi="Wingdings" w:hint="default"/>
+        <w:sz w:val="20"/>
+      </w:rPr>
+    </w:lvl>
+    <w:lvl w:ilvl="4" w:tentative="1">
+      <w:start w:val="1"/>
+      <w:numFmt w:val="bullet"/>
+      <w:lvlText w:val=""/>
+      <w:lvlJc w:val="left"/>
+      <w:pPr>
+        <w:tabs>
+          <w:tab w:val="num" w:pos="3600"/>
+        </w:tabs>
+        <w:ind w:left="3600" w:hanging="360"/>
+      </w:pPr>
+      <w:rPr>
+        <w:rFonts w:ascii="Wingdings" w:hAnsi="Wingdings" w:hint="default"/>
+        <w:sz w:val="20"/>
+      </w:rPr>
+    </w:lvl>
+    <w:lvl w:ilvl="5" w:tentative="1">
+      <w:start w:val="1"/>
+      <w:numFmt w:val="bullet"/>
+      <w:lvlText w:val=""/>
+      <w:lvlJc w:val="left"/>
+      <w:pPr>
+        <w:tabs>
+          <w:tab w:val="num" w:pos="4320"/>
+        </w:tabs>
+        <w:ind w:left="4320" w:hanging="360"/>
+      </w:pPr>
+      <w:rPr>
+        <w:rFonts w:ascii="Wingdings" w:hAnsi="Wingdings" w:hint="default"/>
+        <w:sz w:val="20"/>
+      </w:rPr>
+    </w:lvl>
+    <w:lvl w:ilvl="6" w:tentative="1">
+      <w:start w:val="1"/>
+      <w:numFmt w:val="bullet"/>
+      <w:lvlText w:val=""/>
+      <w:lvlJc w:val="left"/>
+      <w:pPr>
+        <w:tabs>
+          <w:tab w:val="num" w:pos="5040"/>
+        </w:tabs>
+        <w:ind w:left="5040" w:hanging="360"/>
+      </w:pPr>
+      <w:rPr>
+        <w:rFonts w:ascii="Wingdings" w:hAnsi="Wingdings" w:hint="default"/>
+        <w:sz w:val="20"/>
+      </w:rPr>
+    </w:lvl>
+    <w:lvl w:ilvl="7" w:tentative="1">
+      <w:start w:val="1"/>
+      <w:numFmt w:val="bullet"/>
+      <w:lvlText w:val=""/>
+      <w:lvlJc w:val="left"/>
+      <w:pPr>
+        <w:tabs>
+          <w:tab w:val="num" w:pos="5760"/>
+        </w:tabs>
+        <w:ind w:left="5760" w:hanging="360"/>
+      </w:pPr>
+      <w:rPr>
+        <w:rFonts w:ascii="Wingdings" w:hAnsi="Wingdings" w:hint="default"/>
+        <w:sz w:val="20"/>
+      </w:rPr>
+    </w:lvl>
+    <w:lvl w:ilvl="8" w:tentative="1">
+      <w:start w:val="1"/>
+      <w:numFmt w:val="bullet"/>
+      <w:lvlText w:val=""/>
+      <w:lvlJc w:val="left"/>
+      <w:pPr>
+        <w:tabs>
+          <w:tab w:val="num" w:pos="6480"/>
+        </w:tabs>
+        <w:ind w:left="6480" w:hanging="360"/>
+      </w:pPr>
+      <w:rPr>
+        <w:rFonts w:ascii="Wingdings" w:hAnsi="Wingdings" w:hint="default"/>
+        <w:sz w:val="20"/>
+      </w:rPr>
+    </w:lvl>
+  </w:abstractNum>
+  <w:abstractNum w:abstractNumId="4" w15:restartNumberingAfterBreak="0">
     <w:nsid w:val="41C55C7A"/>
     <w:multiLevelType w:val="multilevel"/>
     <w:tmpl w:val="EFA413F8"/>
@@ -1755,7 +2337,7 @@
       </w:rPr>
     </w:lvl>
   </w:abstractNum>
-  <w:abstractNum w:abstractNumId="3" w15:restartNumberingAfterBreak="0">
+  <w:abstractNum w:abstractNumId="5" w15:restartNumberingAfterBreak="0">
     <w:nsid w:val="480B2231"/>
     <w:multiLevelType w:val="multilevel"/>
     <w:tmpl w:val="D51E8486"/>
@@ -1904,7 +2486,120 @@
       </w:rPr>
     </w:lvl>
   </w:abstractNum>
-  <w:abstractNum w:abstractNumId="4" w15:restartNumberingAfterBreak="0">
+  <w:abstractNum w:abstractNumId="6" w15:restartNumberingAfterBreak="0">
+    <w:nsid w:val="54325453"/>
+    <w:multiLevelType w:val="multilevel"/>
+    <w:tmpl w:val="5FB4F99A"/>
+    <w:lvl w:ilvl="0">
+      <w:start w:val="1"/>
+      <w:numFmt w:val="decimal"/>
+      <w:lvlText w:val="%1."/>
+      <w:lvlJc w:val="left"/>
+      <w:pPr>
+        <w:tabs>
+          <w:tab w:val="num" w:pos="720"/>
+        </w:tabs>
+        <w:ind w:left="720" w:hanging="360"/>
+      </w:pPr>
+    </w:lvl>
+    <w:lvl w:ilvl="1" w:tentative="1">
+      <w:start w:val="1"/>
+      <w:numFmt w:val="decimal"/>
+      <w:lvlText w:val="%2."/>
+      <w:lvlJc w:val="left"/>
+      <w:pPr>
+        <w:tabs>
+          <w:tab w:val="num" w:pos="1440"/>
+        </w:tabs>
+        <w:ind w:left="1440" w:hanging="360"/>
+      </w:pPr>
+    </w:lvl>
+    <w:lvl w:ilvl="2" w:tentative="1">
+      <w:start w:val="1"/>
+      <w:numFmt w:val="decimal"/>
+      <w:lvlText w:val="%3."/>
+      <w:lvlJc w:val="left"/>
+      <w:pPr>
+        <w:tabs>
+          <w:tab w:val="num" w:pos="2160"/>
+        </w:tabs>
+        <w:ind w:left="2160" w:hanging="360"/>
+      </w:pPr>
+    </w:lvl>
+    <w:lvl w:ilvl="3" w:tentative="1">
+      <w:start w:val="1"/>
+      <w:numFmt w:val="decimal"/>
+      <w:lvlText w:val="%4."/>
+      <w:lvlJc w:val="left"/>
+      <w:pPr>
+        <w:tabs>
+          <w:tab w:val="num" w:pos="2880"/>
+        </w:tabs>
+        <w:ind w:left="2880" w:hanging="360"/>
+      </w:pPr>
+    </w:lvl>
+    <w:lvl w:ilvl="4" w:tentative="1">
+      <w:start w:val="1"/>
+      <w:numFmt w:val="decimal"/>
+      <w:lvlText w:val="%5."/>
+      <w:lvlJc w:val="left"/>
+      <w:pPr>
+        <w:tabs>
+          <w:tab w:val="num" w:pos="3600"/>
+        </w:tabs>
+        <w:ind w:left="3600" w:hanging="360"/>
+      </w:pPr>
+    </w:lvl>
+    <w:lvl w:ilvl="5" w:tentative="1">
+      <w:start w:val="1"/>
+      <w:numFmt w:val="decimal"/>
+      <w:lvlText w:val="%6."/>
+      <w:lvlJc w:val="left"/>
+      <w:pPr>
+        <w:tabs>
+          <w:tab w:val="num" w:pos="4320"/>
+        </w:tabs>
+        <w:ind w:left="4320" w:hanging="360"/>
+      </w:pPr>
+    </w:lvl>
+    <w:lvl w:ilvl="6" w:tentative="1">
+      <w:start w:val="1"/>
+      <w:numFmt w:val="decimal"/>
+      <w:lvlText w:val="%7."/>
+      <w:lvlJc w:val="left"/>
+      <w:pPr>
+        <w:tabs>
+          <w:tab w:val="num" w:pos="5040"/>
+        </w:tabs>
+        <w:ind w:left="5040" w:hanging="360"/>
+      </w:pPr>
+    </w:lvl>
+    <w:lvl w:ilvl="7" w:tentative="1">
+      <w:start w:val="1"/>
+      <w:numFmt w:val="decimal"/>
+      <w:lvlText w:val="%8."/>
+      <w:lvlJc w:val="left"/>
+      <w:pPr>
+        <w:tabs>
+          <w:tab w:val="num" w:pos="5760"/>
+        </w:tabs>
+        <w:ind w:left="5760" w:hanging="360"/>
+      </w:pPr>
+    </w:lvl>
+    <w:lvl w:ilvl="8" w:tentative="1">
+      <w:start w:val="1"/>
+      <w:numFmt w:val="decimal"/>
+      <w:lvlText w:val="%9."/>
+      <w:lvlJc w:val="left"/>
+      <w:pPr>
+        <w:tabs>
+          <w:tab w:val="num" w:pos="6480"/>
+        </w:tabs>
+        <w:ind w:left="6480" w:hanging="360"/>
+      </w:pPr>
+    </w:lvl>
+  </w:abstractNum>
+  <w:abstractNum w:abstractNumId="7" w15:restartNumberingAfterBreak="0">
     <w:nsid w:val="58B3069E"/>
     <w:multiLevelType w:val="multilevel"/>
     <w:tmpl w:val="03C03DA4"/>
@@ -2053,7 +2748,7 @@
       </w:rPr>
     </w:lvl>
   </w:abstractNum>
-  <w:abstractNum w:abstractNumId="5" w15:restartNumberingAfterBreak="0">
+  <w:abstractNum w:abstractNumId="8" w15:restartNumberingAfterBreak="0">
     <w:nsid w:val="6D465A83"/>
     <w:multiLevelType w:val="multilevel"/>
     <w:tmpl w:val="18E44C20"/>
@@ -2170,7 +2865,7 @@
       </w:pPr>
     </w:lvl>
   </w:abstractNum>
-  <w:abstractNum w:abstractNumId="6" w15:restartNumberingAfterBreak="0">
+  <w:abstractNum w:abstractNumId="9" w15:restartNumberingAfterBreak="0">
     <w:nsid w:val="75B14A5F"/>
     <w:multiLevelType w:val="multilevel"/>
     <w:tmpl w:val="A98857FC"/>
@@ -2319,7 +3014,7 @@
       </w:rPr>
     </w:lvl>
   </w:abstractNum>
-  <w:abstractNum w:abstractNumId="7" w15:restartNumberingAfterBreak="0">
+  <w:abstractNum w:abstractNumId="10" w15:restartNumberingAfterBreak="0">
     <w:nsid w:val="78E529EE"/>
     <w:multiLevelType w:val="multilevel"/>
     <w:tmpl w:val="703ABB76"/>
@@ -2468,7 +3163,7 @@
       </w:rPr>
     </w:lvl>
   </w:abstractNum>
-  <w:abstractNum w:abstractNumId="8" w15:restartNumberingAfterBreak="0">
+  <w:abstractNum w:abstractNumId="11" w15:restartNumberingAfterBreak="0">
     <w:nsid w:val="7931122D"/>
     <w:multiLevelType w:val="multilevel"/>
     <w:tmpl w:val="E17CF996"/>
@@ -2617,7 +3312,7 @@
       </w:rPr>
     </w:lvl>
   </w:abstractNum>
-  <w:abstractNum w:abstractNumId="9" w15:restartNumberingAfterBreak="0">
+  <w:abstractNum w:abstractNumId="12" w15:restartNumberingAfterBreak="0">
     <w:nsid w:val="7A2361C5"/>
     <w:multiLevelType w:val="multilevel"/>
     <w:tmpl w:val="36444E78"/>
@@ -2767,40 +3462,49 @@
     </w:lvl>
   </w:abstractNum>
   <w:num w:numId="1" w16cid:durableId="917599562">
-    <w:abstractNumId w:val="2"/>
+    <w:abstractNumId w:val="4"/>
   </w:num>
   <w:num w:numId="2" w16cid:durableId="1880968103">
-    <w:abstractNumId w:val="5"/>
+    <w:abstractNumId w:val="8"/>
   </w:num>
   <w:num w:numId="3" w16cid:durableId="1319849539">
-    <w:abstractNumId w:val="8"/>
+    <w:abstractNumId w:val="11"/>
   </w:num>
   <w:num w:numId="4" w16cid:durableId="363795646">
-    <w:abstractNumId w:val="4"/>
+    <w:abstractNumId w:val="7"/>
   </w:num>
   <w:num w:numId="5" w16cid:durableId="197472673">
-    <w:abstractNumId w:val="7"/>
+    <w:abstractNumId w:val="10"/>
   </w:num>
   <w:num w:numId="6" w16cid:durableId="667633036">
     <w:abstractNumId w:val="1"/>
   </w:num>
   <w:num w:numId="7" w16cid:durableId="1367830828">
-    <w:abstractNumId w:val="3"/>
+    <w:abstractNumId w:val="5"/>
   </w:num>
   <w:num w:numId="8" w16cid:durableId="1448087435">
-    <w:abstractNumId w:val="9"/>
+    <w:abstractNumId w:val="12"/>
   </w:num>
   <w:num w:numId="9" w16cid:durableId="2034309211">
-    <w:abstractNumId w:val="6"/>
+    <w:abstractNumId w:val="9"/>
   </w:num>
   <w:num w:numId="10" w16cid:durableId="1703748956">
     <w:abstractNumId w:val="0"/>
+  </w:num>
+  <w:num w:numId="11" w16cid:durableId="1965575611">
+    <w:abstractNumId w:val="2"/>
+  </w:num>
+  <w:num w:numId="12" w16cid:durableId="352390028">
+    <w:abstractNumId w:val="6"/>
+  </w:num>
+  <w:num w:numId="13" w16cid:durableId="1195464923">
+    <w:abstractNumId w:val="3"/>
   </w:num>
 </w:numbering>
 </file>
 
 <file path=word/styles.xml><?xml version="1.0" encoding="utf-8"?>
-<w:styles xmlns:mc="http://schemas.openxmlformats.org/markup-compatibility/2006" xmlns:r="http://schemas.openxmlformats.org/officeDocument/2006/relationships" xmlns:w="http://schemas.openxmlformats.org/wordprocessingml/2006/main" xmlns:w14="http://schemas.microsoft.com/office/word/2010/wordml" xmlns:w15="http://schemas.microsoft.com/office/word/2012/wordml" xmlns:w16cex="http://schemas.microsoft.com/office/word/2018/wordml/cex" xmlns:w16cid="http://schemas.microsoft.com/office/word/2016/wordml/cid" xmlns:w16="http://schemas.microsoft.com/office/word/2018/wordml" xmlns:w16sdtdh="http://schemas.microsoft.com/office/word/2020/wordml/sdtdatahash" xmlns:w16se="http://schemas.microsoft.com/office/word/2015/wordml/symex" mc:Ignorable="w14 w15 w16se w16cid w16 w16cex w16sdtdh">
+<w:styles xmlns:mc="http://schemas.openxmlformats.org/markup-compatibility/2006" xmlns:r="http://schemas.openxmlformats.org/officeDocument/2006/relationships" xmlns:w="http://schemas.openxmlformats.org/wordprocessingml/2006/main" xmlns:w14="http://schemas.microsoft.com/office/word/2010/wordml" xmlns:w15="http://schemas.microsoft.com/office/word/2012/wordml" xmlns:w16cex="http://schemas.microsoft.com/office/word/2018/wordml/cex" xmlns:w16cid="http://schemas.microsoft.com/office/word/2016/wordml/cid" xmlns:w16="http://schemas.microsoft.com/office/word/2018/wordml" xmlns:w16du="http://schemas.microsoft.com/office/word/2023/wordml/word16du" xmlns:w16sdtdh="http://schemas.microsoft.com/office/word/2020/wordml/sdtdatahash" xmlns:w16se="http://schemas.microsoft.com/office/word/2015/wordml/symex" mc:Ignorable="w14 w15 w16se w16cid w16 w16cex w16sdtdh w16du">
   <w:docDefaults>
     <w:rPrDefault>
       <w:rPr>
